--- a/dist/SUBMISSION_FINAL/P8_SIDS_WorldDevelopment/03_cover_letter.docx
+++ b/dist/SUBMISSION_FINAL/P8_SIDS_WorldDevelopment/03_cover_letter.docx
@@ -405,7 +405,7 @@
           <w:rPr>
             <w:rStyle w:val="Hyperlink"/>
           </w:rPr>
-          <w:t xml:space="preserve">huongp1323001@gstudent.ctu.edu.vn</w:t>
+          <w:t xml:space="preserve">thuyhuongctu@gmail.com</w:t>
         </w:r>
       </w:hyperlink>
       <w:r>
